--- a/Team_effort_distribution.docx
+++ b/Team_effort_distribution.docx
@@ -227,7 +227,19 @@
         <w:rPr>
           <w:lang w:val="en-US"/>
         </w:rPr>
-        <w:t>another number of surviving lines for Francesco; the same code is also in branch main, but they are not counted for Francesco anymore for some reason. Another issue is with the Jupiter notebook related to part K, which was made by Francesco, but the branch containing that code shows up as fully made by Michelangelo (</w:t>
+        <w:t>another number of surviving lines for Francesco; the same code is also in branch main, but they are not counted for Francesco anymore for some reason. Another issue is with the Jupit</w:t>
+      </w:r>
+      <w:r>
+        <w:rPr>
+          <w:lang w:val="en-US"/>
+        </w:rPr>
+        <w:t xml:space="preserve">er </w:t>
+      </w:r>
+      <w:r>
+        <w:rPr>
+          <w:lang w:val="en-US"/>
+        </w:rPr>
+        <w:t>notebook related to part K, which was made by Francesco, but the branch containing that code shows up as fully made by Michelangelo (</w:t>
       </w:r>
       <w:proofErr w:type="spellStart"/>
       <w:r>
